--- a/5_semester/Основы ТУ/ОТУ-3лаб-1вар.docx
+++ b/5_semester/Основы ТУ/ОТУ-3лаб-1вар.docx
@@ -1325,21 +1325,7 @@
                 <w:rStyle w:val="a7"/>
                 <w:bCs/>
               </w:rPr>
-              <w:t>2 Краткое опис</w:t>
-            </w:r>
-            <w:r>
-              <w:rPr>
-                <w:rStyle w:val="a7"/>
-                <w:bCs/>
-              </w:rPr>
-              <w:t>а</w:t>
-            </w:r>
-            <w:r>
-              <w:rPr>
-                <w:rStyle w:val="a7"/>
-                <w:bCs/>
-              </w:rPr>
-              <w:t>ние нелинейной системы</w:t>
+              <w:t>2 Краткое описание нелинейной системы</w:t>
             </w:r>
             <w:r>
               <w:rPr>
@@ -1584,8 +1570,6 @@
             <w:fldChar w:fldCharType="end"/>
           </w:r>
         </w:p>
-        <w:bookmarkStart w:id="2" w:name="_GoBack" w:displacedByCustomXml="next"/>
-        <w:bookmarkEnd w:id="2" w:displacedByCustomXml="next"/>
       </w:sdtContent>
     </w:sdt>
     <w:p>
@@ -1596,7 +1580,7 @@
           <w:szCs w:val="28"/>
         </w:rPr>
       </w:pPr>
-      <w:bookmarkStart w:id="3" w:name="_Toc145966784"/>
+      <w:bookmarkStart w:id="2" w:name="_Toc145966784"/>
       <w:r>
         <w:rPr>
           <w:sz w:val="28"/>
@@ -1617,7 +1601,7 @@
           <w:szCs w:val="28"/>
         </w:rPr>
       </w:pPr>
-      <w:bookmarkStart w:id="4" w:name="_Toc215515980"/>
+      <w:bookmarkStart w:id="3" w:name="_Toc215515980"/>
       <w:r>
         <w:rPr>
           <w:b/>
@@ -1628,7 +1612,7 @@
         <w:lastRenderedPageBreak/>
         <w:t xml:space="preserve">1 </w:t>
       </w:r>
-      <w:bookmarkEnd w:id="3"/>
+      <w:bookmarkEnd w:id="2"/>
       <w:r>
         <w:rPr>
           <w:b/>
@@ -1638,72 +1622,46 @@
         </w:rPr>
         <w:t>Цель работы</w:t>
       </w:r>
+      <w:bookmarkEnd w:id="3"/>
+    </w:p>
+    <w:p>
+      <w:pPr>
+        <w:spacing w:line="360" w:lineRule="auto"/>
+        <w:ind w:firstLine="709"/>
+        <w:rPr>
+          <w:sz w:val="28"/>
+          <w:szCs w:val="28"/>
+        </w:rPr>
+      </w:pPr>
+      <w:r>
+        <w:rPr>
+          <w:sz w:val="28"/>
+          <w:szCs w:val="28"/>
+        </w:rPr>
+        <w:t xml:space="preserve">Целью данной лабораторной работы является </w:t>
+      </w:r>
+      <w:r>
+        <w:rPr>
+          <w:sz w:val="28"/>
+          <w:szCs w:val="28"/>
+        </w:rPr>
+        <w:t>освоение методов моделирования одномерных нелинейных</w:t>
+      </w:r>
+      <w:r>
+        <w:rPr>
+          <w:sz w:val="28"/>
+          <w:szCs w:val="28"/>
+        </w:rPr>
+        <w:t xml:space="preserve"> </w:t>
+      </w:r>
+      <w:bookmarkStart w:id="4" w:name="_GoBack"/>
       <w:bookmarkEnd w:id="4"/>
-    </w:p>
-    <w:p>
-      <w:pPr>
-        <w:spacing w:line="360" w:lineRule="auto"/>
-        <w:ind w:firstLine="709"/>
-        <w:rPr>
-          <w:sz w:val="28"/>
-          <w:szCs w:val="28"/>
-        </w:rPr>
-      </w:pPr>
-      <w:r>
-        <w:rPr>
-          <w:sz w:val="28"/>
-          <w:szCs w:val="28"/>
-        </w:rPr>
-        <w:t xml:space="preserve">Целью данной лабораторной работы является </w:t>
-      </w:r>
-      <w:r>
-        <w:rPr>
-          <w:sz w:val="28"/>
-          <w:szCs w:val="28"/>
-        </w:rPr>
-        <w:t>и</w:t>
-      </w:r>
-      <w:r>
-        <w:rPr>
-          <w:sz w:val="28"/>
-          <w:szCs w:val="28"/>
-        </w:rPr>
-        <w:t xml:space="preserve">зучить динамические </w:t>
-      </w:r>
-      <w:r>
-        <w:rPr>
-          <w:sz w:val="28"/>
-          <w:szCs w:val="28"/>
-        </w:rPr>
-        <w:t>освоение методов моделирования одномерных линейных</w:t>
-      </w:r>
-      <w:r>
-        <w:rPr>
-          <w:sz w:val="28"/>
-          <w:szCs w:val="28"/>
-        </w:rPr>
-        <w:t xml:space="preserve"> </w:t>
-      </w:r>
-      <w:r>
-        <w:rPr>
-          <w:sz w:val="28"/>
-          <w:szCs w:val="28"/>
-        </w:rPr>
-        <w:t>непрерывных</w:t>
-      </w:r>
-      <w:r>
-        <w:rPr>
-          <w:sz w:val="28"/>
-          <w:szCs w:val="28"/>
-        </w:rPr>
-        <w:t xml:space="preserve"> </w:t>
-      </w:r>
-      <w:r>
-        <w:rPr>
-          <w:sz w:val="28"/>
-          <w:szCs w:val="28"/>
-        </w:rPr>
-        <w:t xml:space="preserve">систем в пакете </w:t>
+      <w:r>
+        <w:rPr>
+          <w:sz w:val="28"/>
+          <w:szCs w:val="28"/>
+        </w:rPr>
+        <w:t xml:space="preserve">непрерывных систем в пакете </w:t>
       </w:r>
       <w:proofErr w:type="spellStart"/>
       <w:r>
@@ -1711,7 +1669,14 @@
           <w:sz w:val="28"/>
           <w:szCs w:val="28"/>
         </w:rPr>
-        <w:t>Simulink</w:t>
+        <w:t>Simulin</w:t>
+      </w:r>
+      <w:r>
+        <w:rPr>
+          <w:sz w:val="28"/>
+          <w:szCs w:val="28"/>
+        </w:rPr>
+        <w:t>k</w:t>
       </w:r>
       <w:proofErr w:type="spellEnd"/>
       <w:r>
@@ -1743,8 +1708,8 @@
           <w:szCs w:val="28"/>
         </w:rPr>
       </w:pPr>
-      <w:bookmarkStart w:id="5" w:name="_Toc145966786"/>
-      <w:bookmarkStart w:id="6" w:name="_Toc215515981"/>
+      <w:bookmarkStart w:id="5" w:name="_Toc215515981"/>
+      <w:bookmarkStart w:id="6" w:name="_Toc145966786"/>
       <w:r>
         <w:rPr>
           <w:b/>
@@ -1782,7 +1747,7 @@
         </w:rPr>
         <w:t>линейной системы</w:t>
       </w:r>
-      <w:bookmarkEnd w:id="6"/>
+      <w:bookmarkEnd w:id="5"/>
     </w:p>
     <w:p>
       <w:pPr>
@@ -2563,7 +2528,7 @@
       </w:r>
       <w:bookmarkEnd w:id="7"/>
     </w:p>
-    <w:bookmarkEnd w:id="5"/>
+    <w:bookmarkEnd w:id="6"/>
     <w:p>
       <w:pPr>
         <w:spacing w:line="360" w:lineRule="auto"/>
@@ -2637,28 +2602,7 @@
           <w:sz w:val="28"/>
           <w:szCs w:val="28"/>
         </w:rPr>
-        <w:t>=16.0 с отражает скорость реакции судна на изменения в управлении. Привод моделируется как интегрирующее звено с передаточной функцией</w:t>
-      </w:r>
-      <w:r>
-        <w:rPr>
-          <w:sz w:val="28"/>
-          <w:szCs w:val="28"/>
-        </w:rPr>
-        <w:t xml:space="preserve"> </w:t>
-      </w:r>
-      <w:r>
-        <w:rPr>
-          <w:sz w:val="28"/>
-          <w:szCs w:val="28"/>
-        </w:rPr>
-        <w:t>R(s)=</w:t>
-      </w:r>
-      <w:r>
-        <w:rPr>
-          <w:sz w:val="28"/>
-          <w:szCs w:val="28"/>
-        </w:rPr>
-        <w:t>1/</w:t>
+        <w:t>=16.0 с отражает скорость реакции судна на изменения в управлении. Привод моделируется как интегрирующее звено с передаточной функцией R(s)=1/</w:t>
       </w:r>
       <w:r>
         <w:rPr>
@@ -2688,14 +2632,7 @@
           <w:sz w:val="28"/>
           <w:szCs w:val="28"/>
         </w:rPr>
-        <w:t>=1 с. Гирокомпас, как измерительная система, определяет курс судна и моделируется с использованием передаточной функции H(s</w:t>
-      </w:r>
-      <w:r>
-        <w:rPr>
-          <w:sz w:val="28"/>
-          <w:szCs w:val="28"/>
-        </w:rPr>
-        <w:t>)=</w:t>
+        <w:t>=1 с. Гирокомпас, как измерительная система, определяет курс судна и моделируется с использованием передаточной функции H(s)=</w:t>
       </w:r>
       <w:r>
         <w:rPr>
@@ -2709,28 +2646,7 @@
           <w:sz w:val="28"/>
           <w:szCs w:val="28"/>
         </w:rPr>
-        <w:t>/(</w:t>
-      </w:r>
-      <w:r>
-        <w:rPr>
-          <w:sz w:val="28"/>
-          <w:szCs w:val="28"/>
-        </w:rPr>
-        <w:t>s+1</w:t>
-      </w:r>
-      <w:r>
-        <w:rPr>
-          <w:sz w:val="28"/>
-          <w:szCs w:val="28"/>
-        </w:rPr>
-        <w:t>)</w:t>
-      </w:r>
-      <w:r>
-        <w:rPr>
-          <w:sz w:val="28"/>
-          <w:szCs w:val="28"/>
-        </w:rPr>
-        <w:t>, где постоянная времени гирокомпаса</w:t>
+        <w:t>/(s+1), где постоянная времени гирокомпаса</w:t>
       </w:r>
       <w:r>
         <w:rPr>
@@ -2882,6 +2798,7 @@
       </w:pPr>
       <w:r>
         <w:rPr>
+          <w:noProof/>
           <w:sz w:val="28"/>
           <w:szCs w:val="28"/>
         </w:rPr>
@@ -2973,6 +2890,7 @@
       </w:pPr>
       <w:r>
         <w:rPr>
+          <w:noProof/>
           <w:sz w:val="28"/>
           <w:szCs w:val="28"/>
         </w:rPr>
@@ -3028,63 +2946,7 @@
           <w:sz w:val="28"/>
           <w:szCs w:val="28"/>
         </w:rPr>
-        <w:t xml:space="preserve">Рисунок </w:t>
-      </w:r>
-      <w:r>
-        <w:rPr>
-          <w:sz w:val="28"/>
-          <w:szCs w:val="28"/>
-        </w:rPr>
-        <w:t>2</w:t>
-      </w:r>
-      <w:r>
-        <w:rPr>
-          <w:sz w:val="28"/>
-          <w:szCs w:val="28"/>
-        </w:rPr>
-        <w:t xml:space="preserve"> – </w:t>
-      </w:r>
-      <w:r>
-        <w:rPr>
-          <w:sz w:val="28"/>
-          <w:szCs w:val="28"/>
-        </w:rPr>
-        <w:t>Регулятор</w:t>
-      </w:r>
-      <w:r>
-        <w:rPr>
-          <w:sz w:val="28"/>
-          <w:szCs w:val="28"/>
-        </w:rPr>
-        <w:t xml:space="preserve"> линейно</w:t>
-      </w:r>
-      <w:r>
-        <w:rPr>
-          <w:sz w:val="28"/>
-          <w:szCs w:val="28"/>
-        </w:rPr>
-        <w:t>й схемы</w:t>
-      </w:r>
-      <w:r>
-        <w:rPr>
-          <w:sz w:val="28"/>
-          <w:szCs w:val="28"/>
-        </w:rPr>
-        <w:t xml:space="preserve"> систем</w:t>
-      </w:r>
-      <w:r>
-        <w:rPr>
-          <w:sz w:val="28"/>
-          <w:szCs w:val="28"/>
-        </w:rPr>
-        <w:t>ы</w:t>
-      </w:r>
-      <w:r>
-        <w:rPr>
-          <w:sz w:val="28"/>
-          <w:szCs w:val="28"/>
-        </w:rPr>
-        <w:t xml:space="preserve"> управления судна</w:t>
+        <w:t>Рисунок 2 – Регулятор линейной схемы системы управления судна</w:t>
       </w:r>
     </w:p>
     <w:p>
@@ -3110,6 +2972,7 @@
       </w:pPr>
       <w:r>
         <w:rPr>
+          <w:noProof/>
           <w:sz w:val="28"/>
           <w:szCs w:val="28"/>
         </w:rPr>
@@ -3165,35 +3028,7 @@
           <w:sz w:val="28"/>
           <w:szCs w:val="28"/>
         </w:rPr>
-        <w:t xml:space="preserve">Рисунок </w:t>
-      </w:r>
-      <w:r>
-        <w:rPr>
-          <w:sz w:val="28"/>
-          <w:szCs w:val="28"/>
-        </w:rPr>
-        <w:t>3</w:t>
-      </w:r>
-      <w:r>
-        <w:rPr>
-          <w:sz w:val="28"/>
-          <w:szCs w:val="28"/>
-        </w:rPr>
-        <w:t xml:space="preserve"> – </w:t>
-      </w:r>
-      <w:r>
-        <w:rPr>
-          <w:sz w:val="28"/>
-          <w:szCs w:val="28"/>
-        </w:rPr>
-        <w:t>Привод</w:t>
-      </w:r>
-      <w:r>
-        <w:rPr>
-          <w:sz w:val="28"/>
-          <w:szCs w:val="28"/>
-        </w:rPr>
-        <w:t xml:space="preserve"> линейной схемы системы управления судна</w:t>
+        <w:t>Рисунок 3 – Привод линейной схемы системы управления судна</w:t>
       </w:r>
     </w:p>
     <w:p>
@@ -3230,6 +3065,7 @@
       </w:pPr>
       <w:r>
         <w:rPr>
+          <w:noProof/>
           <w:sz w:val="28"/>
           <w:szCs w:val="28"/>
         </w:rPr>
@@ -3286,35 +3122,7 @@
           <w:sz w:val="28"/>
           <w:szCs w:val="28"/>
         </w:rPr>
-        <w:t xml:space="preserve">Рисунок </w:t>
-      </w:r>
-      <w:r>
-        <w:rPr>
-          <w:sz w:val="28"/>
-          <w:szCs w:val="28"/>
-        </w:rPr>
-        <w:t>4</w:t>
-      </w:r>
-      <w:r>
-        <w:rPr>
-          <w:sz w:val="28"/>
-          <w:szCs w:val="28"/>
-        </w:rPr>
-        <w:t xml:space="preserve"> – </w:t>
-      </w:r>
-      <w:r>
-        <w:rPr>
-          <w:sz w:val="28"/>
-          <w:szCs w:val="28"/>
-        </w:rPr>
-        <w:t>Судно</w:t>
-      </w:r>
-      <w:r>
-        <w:rPr>
-          <w:sz w:val="28"/>
-          <w:szCs w:val="28"/>
-        </w:rPr>
-        <w:t xml:space="preserve"> линейной схемы системы управления судна</w:t>
+        <w:t>Рисунок 4 – Судно линейной схемы системы управления судна</w:t>
       </w:r>
     </w:p>
     <w:p>
@@ -3420,25 +3228,7 @@
           <w:sz w:val="28"/>
           <w:szCs w:val="28"/>
         </w:rPr>
-        <w:t xml:space="preserve">Построение </w:t>
-      </w:r>
-      <w:r>
-        <w:rPr>
-          <w:b/>
-          <w:bCs/>
-          <w:sz w:val="28"/>
-          <w:szCs w:val="28"/>
-        </w:rPr>
-        <w:t>не</w:t>
-      </w:r>
-      <w:r>
-        <w:rPr>
-          <w:b/>
-          <w:bCs/>
-          <w:sz w:val="28"/>
-          <w:szCs w:val="28"/>
-        </w:rPr>
-        <w:t>линейной модели системы управления с подсистемами</w:t>
+        <w:t>Построение нелинейной модели системы управления с подсистемами</w:t>
       </w:r>
       <w:bookmarkEnd w:id="8"/>
     </w:p>
@@ -3559,6 +3349,7 @@
       </w:pPr>
       <w:r>
         <w:rPr>
+          <w:noProof/>
           <w:sz w:val="28"/>
           <w:szCs w:val="28"/>
         </w:rPr>
@@ -3614,21 +3405,7 @@
           <w:sz w:val="28"/>
           <w:szCs w:val="28"/>
         </w:rPr>
-        <w:t xml:space="preserve">Рисунок </w:t>
-      </w:r>
-      <w:r>
-        <w:rPr>
-          <w:sz w:val="28"/>
-          <w:szCs w:val="28"/>
-        </w:rPr>
-        <w:t>5</w:t>
-      </w:r>
-      <w:r>
-        <w:rPr>
-          <w:sz w:val="28"/>
-          <w:szCs w:val="28"/>
-        </w:rPr>
-        <w:t xml:space="preserve"> – Общая схема </w:t>
+        <w:t xml:space="preserve">Рисунок 5 – Общая схема </w:t>
       </w:r>
       <w:r>
         <w:rPr>
@@ -3657,6 +3434,7 @@
       </w:pPr>
       <w:r>
         <w:rPr>
+          <w:noProof/>
           <w:sz w:val="28"/>
           <w:szCs w:val="28"/>
         </w:rPr>
@@ -3713,21 +3491,7 @@
           <w:szCs w:val="28"/>
         </w:rPr>
         <w:lastRenderedPageBreak/>
-        <w:t xml:space="preserve">Рисунок </w:t>
-      </w:r>
-      <w:r>
-        <w:rPr>
-          <w:sz w:val="28"/>
-          <w:szCs w:val="28"/>
-        </w:rPr>
-        <w:t>6</w:t>
-      </w:r>
-      <w:r>
-        <w:rPr>
-          <w:sz w:val="28"/>
-          <w:szCs w:val="28"/>
-        </w:rPr>
-        <w:t xml:space="preserve"> – Регулятор </w:t>
+        <w:t xml:space="preserve">Рисунок 6 – Регулятор </w:t>
       </w:r>
       <w:r>
         <w:rPr>
@@ -3767,6 +3531,7 @@
       </w:pPr>
       <w:r>
         <w:rPr>
+          <w:noProof/>
           <w:sz w:val="28"/>
           <w:szCs w:val="28"/>
         </w:rPr>
@@ -3822,21 +3587,7 @@
           <w:sz w:val="28"/>
           <w:szCs w:val="28"/>
         </w:rPr>
-        <w:t xml:space="preserve">Рисунок </w:t>
-      </w:r>
-      <w:r>
-        <w:rPr>
-          <w:sz w:val="28"/>
-          <w:szCs w:val="28"/>
-        </w:rPr>
-        <w:t>7</w:t>
-      </w:r>
-      <w:r>
-        <w:rPr>
-          <w:sz w:val="28"/>
-          <w:szCs w:val="28"/>
-        </w:rPr>
-        <w:t xml:space="preserve"> – Привод </w:t>
+        <w:t xml:space="preserve">Рисунок 7 – Привод </w:t>
       </w:r>
       <w:r>
         <w:rPr>
@@ -3887,6 +3638,7 @@
       </w:pPr>
       <w:r>
         <w:rPr>
+          <w:noProof/>
           <w:sz w:val="28"/>
           <w:szCs w:val="28"/>
         </w:rPr>
@@ -3942,21 +3694,7 @@
           <w:sz w:val="28"/>
           <w:szCs w:val="28"/>
         </w:rPr>
-        <w:t xml:space="preserve">Рисунок </w:t>
-      </w:r>
-      <w:r>
-        <w:rPr>
-          <w:sz w:val="28"/>
-          <w:szCs w:val="28"/>
-        </w:rPr>
-        <w:t>8</w:t>
-      </w:r>
-      <w:r>
-        <w:rPr>
-          <w:sz w:val="28"/>
-          <w:szCs w:val="28"/>
-        </w:rPr>
-        <w:t xml:space="preserve"> – Судно </w:t>
+        <w:t xml:space="preserve">Рисунок 8 – Судно </w:t>
       </w:r>
       <w:r>
         <w:rPr>
@@ -4090,13 +3828,14 @@
       </w:pPr>
       <w:r>
         <w:rPr>
+          <w:noProof/>
           <w:sz w:val="28"/>
           <w:szCs w:val="28"/>
         </w:rPr>
         <w:drawing>
-          <wp:inline distT="0" distB="0" distL="0" distR="0" wp14:anchorId="44AD576D" wp14:editId="7278DC4D">
-            <wp:extent cx="5940425" cy="2155190"/>
-            <wp:effectExtent l="0" t="0" r="3175" b="0"/>
+          <wp:inline distT="0" distB="0" distL="0" distR="0" wp14:anchorId="44AD576D" wp14:editId="6B540458">
+            <wp:extent cx="5156791" cy="1870887"/>
+            <wp:effectExtent l="0" t="0" r="6350" b="0"/>
             <wp:docPr id="27" name="Рисунок 27"/>
             <wp:cNvGraphicFramePr>
               <a:graphicFrameLocks xmlns:a="http://schemas.openxmlformats.org/drawingml/2006/main" noChangeAspect="1"/>
@@ -4117,7 +3856,7 @@
                   <pic:spPr>
                     <a:xfrm>
                       <a:off x="0" y="0"/>
-                      <a:ext cx="5940425" cy="2155190"/>
+                      <a:ext cx="5169378" cy="1875454"/>
                     </a:xfrm>
                     <a:prstGeom prst="rect">
                       <a:avLst/>
@@ -4145,28 +3884,7 @@
           <w:sz w:val="28"/>
           <w:szCs w:val="28"/>
         </w:rPr>
-        <w:t xml:space="preserve">Рисунок </w:t>
-      </w:r>
-      <w:r>
-        <w:rPr>
-          <w:sz w:val="28"/>
-          <w:szCs w:val="28"/>
-        </w:rPr>
-        <w:t>9</w:t>
-      </w:r>
-      <w:r>
-        <w:rPr>
-          <w:sz w:val="28"/>
-          <w:szCs w:val="28"/>
-        </w:rPr>
-        <w:t xml:space="preserve"> – </w:t>
-      </w:r>
-      <w:r>
-        <w:rPr>
-          <w:sz w:val="28"/>
-          <w:szCs w:val="28"/>
-        </w:rPr>
-        <w:t>График</w:t>
+        <w:t>Рисунок 9 – График</w:t>
       </w:r>
       <w:r>
         <w:rPr>
@@ -4220,14 +3938,15 @@
       </w:pPr>
       <w:r>
         <w:rPr>
+          <w:noProof/>
           <w:sz w:val="28"/>
           <w:szCs w:val="28"/>
         </w:rPr>
         <w:drawing>
-          <wp:inline distT="0" distB="0" distL="0" distR="0" wp14:anchorId="2361EC41" wp14:editId="3FF5511B">
-            <wp:extent cx="5940425" cy="2151380"/>
-            <wp:effectExtent l="0" t="0" r="3175" b="1270"/>
-            <wp:docPr id="31" name="Рисунок 31"/>
+          <wp:inline distT="0" distB="0" distL="0" distR="0" wp14:anchorId="7B582E9A" wp14:editId="29349C41">
+            <wp:extent cx="5273749" cy="1908810"/>
+            <wp:effectExtent l="0" t="0" r="3175" b="0"/>
+            <wp:docPr id="11" name="Рисунок 11"/>
             <wp:cNvGraphicFramePr>
               <a:graphicFrameLocks xmlns:a="http://schemas.openxmlformats.org/drawingml/2006/main" noChangeAspect="1"/>
             </wp:cNvGraphicFramePr>
@@ -4247,7 +3966,7 @@
                   <pic:spPr>
                     <a:xfrm>
                       <a:off x="0" y="0"/>
-                      <a:ext cx="5940425" cy="2151380"/>
+                      <a:ext cx="5279601" cy="1910928"/>
                     </a:xfrm>
                     <a:prstGeom prst="rect">
                       <a:avLst/>
@@ -4275,42 +3994,7 @@
           <w:sz w:val="28"/>
           <w:szCs w:val="28"/>
         </w:rPr>
-        <w:t xml:space="preserve">Рисунок </w:t>
-      </w:r>
-      <w:r>
-        <w:rPr>
-          <w:sz w:val="28"/>
-          <w:szCs w:val="28"/>
-        </w:rPr>
-        <w:t>10</w:t>
-      </w:r>
-      <w:r>
-        <w:rPr>
-          <w:sz w:val="28"/>
-          <w:szCs w:val="28"/>
-        </w:rPr>
-        <w:t xml:space="preserve"> – График</w:t>
-      </w:r>
-      <w:r>
-        <w:rPr>
-          <w:sz w:val="28"/>
-          <w:szCs w:val="28"/>
-        </w:rPr>
-        <w:t>и</w:t>
-      </w:r>
-      <w:r>
-        <w:rPr>
-          <w:sz w:val="28"/>
-          <w:szCs w:val="28"/>
-        </w:rPr>
-        <w:t xml:space="preserve"> курса и руля для 10 градусов для линейной </w:t>
-      </w:r>
-      <w:r>
-        <w:rPr>
-          <w:sz w:val="28"/>
-          <w:szCs w:val="28"/>
-        </w:rPr>
-        <w:t>системы</w:t>
+        <w:t>Рисунок 10 – Графики курса и руля для 10 градусов для линейной системы</w:t>
       </w:r>
     </w:p>
     <w:p>
@@ -4336,14 +4020,15 @@
       </w:pPr>
       <w:r>
         <w:rPr>
+          <w:noProof/>
           <w:sz w:val="28"/>
           <w:szCs w:val="28"/>
         </w:rPr>
         <w:lastRenderedPageBreak/>
         <w:drawing>
-          <wp:inline distT="0" distB="0" distL="0" distR="0" wp14:anchorId="7B7DFDF4" wp14:editId="7B012CB7">
-            <wp:extent cx="5940425" cy="2155190"/>
-            <wp:effectExtent l="0" t="0" r="3175" b="0"/>
+          <wp:inline distT="0" distB="0" distL="0" distR="0" wp14:anchorId="7B7DFDF4" wp14:editId="560B5BFD">
+            <wp:extent cx="5061218" cy="1836213"/>
+            <wp:effectExtent l="0" t="0" r="6350" b="0"/>
             <wp:docPr id="32" name="Рисунок 32"/>
             <wp:cNvGraphicFramePr>
               <a:graphicFrameLocks xmlns:a="http://schemas.openxmlformats.org/drawingml/2006/main" noChangeAspect="1"/>
@@ -4364,7 +4049,7 @@
                   <pic:spPr>
                     <a:xfrm>
                       <a:off x="0" y="0"/>
-                      <a:ext cx="5940425" cy="2155190"/>
+                      <a:ext cx="5084625" cy="1844705"/>
                     </a:xfrm>
                     <a:prstGeom prst="rect">
                       <a:avLst/>
@@ -4392,42 +4077,7 @@
           <w:sz w:val="28"/>
           <w:szCs w:val="28"/>
         </w:rPr>
-        <w:t xml:space="preserve">Рисунок </w:t>
-      </w:r>
-      <w:r>
-        <w:rPr>
-          <w:sz w:val="28"/>
-          <w:szCs w:val="28"/>
-        </w:rPr>
-        <w:t>11</w:t>
-      </w:r>
-      <w:r>
-        <w:rPr>
-          <w:sz w:val="28"/>
-          <w:szCs w:val="28"/>
-        </w:rPr>
-        <w:t xml:space="preserve"> – Графики курса и руля для </w:t>
-      </w:r>
-      <w:r>
-        <w:rPr>
-          <w:sz w:val="28"/>
-          <w:szCs w:val="28"/>
-        </w:rPr>
-        <w:t>90</w:t>
-      </w:r>
-      <w:r>
-        <w:rPr>
-          <w:sz w:val="28"/>
-          <w:szCs w:val="28"/>
-        </w:rPr>
-        <w:t xml:space="preserve"> градусов для нелинейной </w:t>
-      </w:r>
-      <w:r>
-        <w:rPr>
-          <w:sz w:val="28"/>
-          <w:szCs w:val="28"/>
-        </w:rPr>
-        <w:t>системы</w:t>
+        <w:t>Рисунок 11 – Графики курса и руля для 90 градусов для нелинейной системы</w:t>
       </w:r>
     </w:p>
     <w:p>
@@ -4453,14 +4103,15 @@
       </w:pPr>
       <w:r>
         <w:rPr>
+          <w:noProof/>
           <w:sz w:val="28"/>
           <w:szCs w:val="28"/>
         </w:rPr>
         <w:drawing>
-          <wp:inline distT="0" distB="0" distL="0" distR="0" wp14:anchorId="256C690A" wp14:editId="52A6F56B">
-            <wp:extent cx="5940425" cy="2140585"/>
-            <wp:effectExtent l="0" t="0" r="3175" b="0"/>
-            <wp:docPr id="33" name="Рисунок 33"/>
+          <wp:inline distT="0" distB="0" distL="0" distR="0" wp14:anchorId="15BBC619" wp14:editId="56BBB73D">
+            <wp:extent cx="5124893" cy="1869723"/>
+            <wp:effectExtent l="0" t="0" r="0" b="0"/>
+            <wp:docPr id="10" name="Рисунок 10"/>
             <wp:cNvGraphicFramePr>
               <a:graphicFrameLocks xmlns:a="http://schemas.openxmlformats.org/drawingml/2006/main" noChangeAspect="1"/>
             </wp:cNvGraphicFramePr>
@@ -4480,7 +4131,7 @@
                   <pic:spPr>
                     <a:xfrm>
                       <a:off x="0" y="0"/>
-                      <a:ext cx="5940425" cy="2140585"/>
+                      <a:ext cx="5142622" cy="1876191"/>
                     </a:xfrm>
                     <a:prstGeom prst="rect">
                       <a:avLst/>
@@ -4508,42 +4159,7 @@
           <w:sz w:val="28"/>
           <w:szCs w:val="28"/>
         </w:rPr>
-        <w:t>Рисунок 1</w:t>
-      </w:r>
-      <w:r>
-        <w:rPr>
-          <w:sz w:val="28"/>
-          <w:szCs w:val="28"/>
-        </w:rPr>
-        <w:t>2</w:t>
-      </w:r>
-      <w:r>
-        <w:rPr>
-          <w:sz w:val="28"/>
-          <w:szCs w:val="28"/>
-        </w:rPr>
-        <w:t xml:space="preserve"> – Графики курса и руля для </w:t>
-      </w:r>
-      <w:r>
-        <w:rPr>
-          <w:sz w:val="28"/>
-          <w:szCs w:val="28"/>
-        </w:rPr>
-        <w:t>90</w:t>
-      </w:r>
-      <w:r>
-        <w:rPr>
-          <w:sz w:val="28"/>
-          <w:szCs w:val="28"/>
-        </w:rPr>
-        <w:t xml:space="preserve"> градусов для линейной </w:t>
-      </w:r>
-      <w:r>
-        <w:rPr>
-          <w:sz w:val="28"/>
-          <w:szCs w:val="28"/>
-        </w:rPr>
-        <w:t>системы</w:t>
+        <w:t>Рисунок 12 – Графики курса и руля для 90 градусов для линейной системы</w:t>
       </w:r>
     </w:p>
     <w:p>
@@ -4590,8 +4206,15 @@
           <w:sz w:val="28"/>
           <w:szCs w:val="28"/>
         </w:rPr>
+        <w:t xml:space="preserve">В нелинейной модели ситуация отличается. При изменении курса на 10 градусов наблюдается более медленное реагирование системы. Это связано с ограничениями на скорость изменения угла и его величину, которые приводят </w:t>
+      </w:r>
+      <w:r>
+        <w:rPr>
+          <w:sz w:val="28"/>
+          <w:szCs w:val="28"/>
+        </w:rPr>
         <w:lastRenderedPageBreak/>
-        <w:t>В нелинейной модели ситуация отличается. При изменении курса на 10 градусов наблюдается более медленное реагирование системы. Это связано с ограничениями на скорость изменения угла и его величину, которые приводят к насыщению сигнала. В результате система не может сразу быстро отреагировать на команду и начинает стабилизироваться только спустя значительное время. Когда угол увеличивается до 90 градусов, система сталкивается с еще большими трудностями в достижении нового курса из-за ограничений на угол и скорость поворота руля. Это приводит к значительным колебаниям и замедленной стабилизации.</w:t>
+        <w:t>к насыщению сигнала. В результате система не может сразу быстро отреагировать на команду и начинает стабилизироваться только спустя значительное время. Когда угол увеличивается до 90 градусов, система сталкивается с еще большими трудностями в достижении нового курса из-за ограничений на угол и скорость поворота руля. Это приводит к значительным колебаниям и замедленной стабилизации.</w:t>
       </w:r>
     </w:p>
     <w:p>
@@ -7277,7 +6900,7 @@
 </file>
 
 <file path=customXml/itemProps1.xml><?xml version="1.0" encoding="utf-8"?>
-<ds:datastoreItem xmlns:ds="http://schemas.openxmlformats.org/officeDocument/2006/customXml" ds:itemID="{BC9DEE1A-4809-4B53-BA9F-2BCAC9F2A831}">
+<ds:datastoreItem xmlns:ds="http://schemas.openxmlformats.org/officeDocument/2006/customXml" ds:itemID="{2612D51F-EC98-44A2-95A9-E211111404F7}">
   <ds:schemaRefs>
     <ds:schemaRef ds:uri="http://schemas.openxmlformats.org/officeDocument/2006/bibliography"/>
   </ds:schemaRefs>
